--- a/documents/Heart_Transplant_modified one.docx
+++ b/documents/Heart_Transplant_modified one.docx
@@ -23,249 +23,21 @@
     </w:p>
     <w:p>
       <w:pPr>
-        <w:spacing w:after="0" w:line="240" w:lineRule="auto"/>
-        <w:ind w:right="-86" w:firstLine="284"/>
-        <w:jc w:val="center"/>
         <w:rPr>
           <w:rFonts w:cs="Times New Roman"/>
           <w:sz w:val="20"/>
           <w:szCs w:val="20"/>
         </w:rPr>
       </w:pPr>
-      <w:r>
-        <w:rPr>
-          <w:rFonts w:cs="Times New Roman"/>
-          <w:sz w:val="20"/>
-          <w:szCs w:val="20"/>
-        </w:rPr>
-        <w:t>Dr</w:t>
-      </w:r>
-      <w:r>
-        <w:rPr>
-          <w:rFonts w:cs="Times New Roman"/>
-          <w:sz w:val="20"/>
-          <w:szCs w:val="20"/>
-        </w:rPr>
-        <w:t>.N. Leelavathy</w:t>
-      </w:r>
-      <w:r>
-        <w:rPr>
-          <w:rFonts w:cs="Times New Roman"/>
-          <w:sz w:val="20"/>
-          <w:szCs w:val="20"/>
-          <w:vertAlign w:val="superscript"/>
-        </w:rPr>
-        <w:t>1</w:t>
-      </w:r>
-      <w:r>
-        <w:rPr>
-          <w:rFonts w:cs="Times New Roman"/>
-          <w:sz w:val="20"/>
-          <w:szCs w:val="20"/>
-        </w:rPr>
-        <w:t xml:space="preserve">, </w:t>
-      </w:r>
-      <w:r>
-        <w:rPr>
-          <w:rFonts w:cs="Times New Roman"/>
-          <w:sz w:val="20"/>
-          <w:szCs w:val="20"/>
-        </w:rPr>
-        <w:t>Sanku Srija Veera Surya Thomala</w:t>
-      </w:r>
-      <w:r>
-        <w:rPr>
-          <w:rFonts w:cs="Times New Roman"/>
-          <w:sz w:val="20"/>
-          <w:szCs w:val="20"/>
-          <w:vertAlign w:val="superscript"/>
-        </w:rPr>
-        <w:t>2</w:t>
-      </w:r>
-      <w:r>
-        <w:rPr>
-          <w:rFonts w:cs="Times New Roman"/>
-          <w:sz w:val="20"/>
-          <w:szCs w:val="20"/>
-        </w:rPr>
-        <w:t xml:space="preserve">, </w:t>
-      </w:r>
-      <w:r>
-        <w:rPr>
-          <w:rFonts w:cs="Times New Roman"/>
-          <w:sz w:val="20"/>
-          <w:szCs w:val="20"/>
-        </w:rPr>
-        <w:t>Erina Mondal</w:t>
-      </w:r>
-      <w:r>
-        <w:rPr>
-          <w:rFonts w:cs="Times New Roman"/>
-          <w:sz w:val="20"/>
-          <w:szCs w:val="20"/>
-          <w:vertAlign w:val="superscript"/>
-        </w:rPr>
-        <w:t>3</w:t>
-      </w:r>
-      <w:r>
-        <w:rPr>
-          <w:rFonts w:cs="Times New Roman"/>
-          <w:sz w:val="20"/>
-          <w:szCs w:val="20"/>
-        </w:rPr>
-        <w:t xml:space="preserve">, </w:t>
-      </w:r>
-      <w:r>
-        <w:rPr>
-          <w:rFonts w:cs="Times New Roman"/>
-          <w:sz w:val="20"/>
-          <w:szCs w:val="20"/>
-        </w:rPr>
-        <w:t>P.V.V. Satyanarayana</w:t>
-      </w:r>
-      <w:r>
-        <w:rPr>
-          <w:rFonts w:cs="Times New Roman"/>
-          <w:sz w:val="20"/>
-          <w:szCs w:val="20"/>
-          <w:vertAlign w:val="superscript"/>
-        </w:rPr>
-        <w:t>4</w:t>
-      </w:r>
-      <w:r>
-        <w:rPr>
-          <w:rFonts w:cs="Times New Roman"/>
-          <w:sz w:val="20"/>
-          <w:szCs w:val="20"/>
-        </w:rPr>
-        <w:br/>
-        <w:t>Godavari Global University</w:t>
-      </w:r>
-      <w:proofErr w:type="gramStart"/>
-      <w:r>
-        <w:rPr>
-          <w:rFonts w:cs="Times New Roman"/>
-          <w:sz w:val="20"/>
-          <w:szCs w:val="20"/>
-          <w:vertAlign w:val="superscript"/>
-        </w:rPr>
-        <w:t>1</w:t>
-      </w:r>
-      <w:r>
-        <w:rPr>
-          <w:rFonts w:cs="Times New Roman"/>
-          <w:sz w:val="20"/>
-          <w:szCs w:val="20"/>
-        </w:rPr>
-        <w:t xml:space="preserve">,  </w:t>
-      </w:r>
-      <w:r>
-        <w:rPr>
-          <w:rFonts w:cs="Times New Roman"/>
-          <w:sz w:val="20"/>
-          <w:szCs w:val="20"/>
-          <w:vertAlign w:val="superscript"/>
-        </w:rPr>
-        <w:t>2</w:t>
-      </w:r>
-      <w:proofErr w:type="gramEnd"/>
-      <w:r>
-        <w:rPr>
-          <w:rFonts w:cs="Times New Roman"/>
-          <w:sz w:val="20"/>
-          <w:szCs w:val="20"/>
-          <w:vertAlign w:val="superscript"/>
-        </w:rPr>
-        <w:t>, 3, 4</w:t>
-      </w:r>
-      <w:r>
-        <w:rPr>
-          <w:rFonts w:cs="Times New Roman"/>
-          <w:sz w:val="20"/>
-          <w:szCs w:val="20"/>
-        </w:rPr>
-        <w:t>Godavari Institute of Engineering and Technology</w:t>
-      </w:r>
     </w:p>
     <w:p>
       <w:pPr>
-        <w:spacing w:after="0" w:line="240" w:lineRule="auto"/>
-        <w:ind w:firstLine="284"/>
-        <w:jc w:val="center"/>
         <w:rPr>
           <w:rFonts w:cs="Times New Roman"/>
           <w:sz w:val="20"/>
           <w:szCs w:val="20"/>
         </w:rPr>
       </w:pPr>
-      <w:hyperlink r:id="rId8" w:history="1">
-        <w:r>
-          <w:rPr>
-            <w:rStyle w:val="Hyperlink"/>
-            <w:rFonts w:cs="Times New Roman"/>
-            <w:sz w:val="20"/>
-            <w:szCs w:val="20"/>
-          </w:rPr>
-          <w:t>daa@ggu.edu.in</w:t>
-        </w:r>
-      </w:hyperlink>
-      <w:r>
-        <w:rPr>
-          <w:rFonts w:cs="Times New Roman"/>
-          <w:sz w:val="20"/>
-          <w:szCs w:val="20"/>
-        </w:rPr>
-        <w:t xml:space="preserve">, </w:t>
-      </w:r>
-      <w:hyperlink r:id="rId9" w:history="1">
-        <w:r>
-          <w:rPr>
-            <w:rStyle w:val="Hyperlink"/>
-            <w:rFonts w:cs="Times New Roman"/>
-            <w:sz w:val="20"/>
-            <w:szCs w:val="20"/>
-          </w:rPr>
-          <w:t>srijasanku@gmail.com</w:t>
-        </w:r>
-      </w:hyperlink>
-      <w:r>
-        <w:rPr>
-          <w:rFonts w:cs="Times New Roman"/>
-          <w:sz w:val="20"/>
-          <w:szCs w:val="20"/>
-        </w:rPr>
-        <w:t xml:space="preserve">, </w:t>
-      </w:r>
-      <w:hyperlink r:id="rId10" w:history="1">
-        <w:r>
-          <w:rPr>
-            <w:rStyle w:val="Hyperlink"/>
-            <w:rFonts w:cs="Times New Roman"/>
-            <w:sz w:val="20"/>
-            <w:szCs w:val="20"/>
-          </w:rPr>
-          <w:t>erinamondal2001@gmail.com</w:t>
-        </w:r>
-      </w:hyperlink>
-      <w:r>
-        <w:rPr>
-          <w:rFonts w:cs="Times New Roman"/>
-          <w:sz w:val="20"/>
-          <w:szCs w:val="20"/>
-        </w:rPr>
-        <w:t xml:space="preserve">, </w:t>
-      </w:r>
-      <w:hyperlink r:id="rId11" w:history="1">
-        <w:r>
-          <w:rPr>
-            <w:rStyle w:val="Hyperlink"/>
-            <w:rFonts w:cs="Times New Roman"/>
-            <w:sz w:val="20"/>
-            <w:szCs w:val="20"/>
-          </w:rPr>
-          <w:t>pveeravenkatasatyanarayana4@gmail.com</w:t>
-        </w:r>
-      </w:hyperlink>
     </w:p>
     <w:p>
       <w:pPr>
@@ -476,23 +248,7 @@
           <w:sz w:val="20"/>
           <w:szCs w:val="20"/>
         </w:rPr>
-        <w:t xml:space="preserve">Traditional methods like Cox models and registry-based scores have been used for predictions. However, they assume linear relationships and don’t fully capture the complex nature of transplant data [3]. They also don’t </w:t>
-      </w:r>
-      <w:proofErr w:type="gramStart"/>
-      <w:r>
-        <w:rPr>
-          <w:sz w:val="20"/>
-          <w:szCs w:val="20"/>
-        </w:rPr>
-        <w:t>take into account</w:t>
-      </w:r>
-      <w:proofErr w:type="gramEnd"/>
-      <w:r>
-        <w:rPr>
-          <w:sz w:val="20"/>
-          <w:szCs w:val="20"/>
-        </w:rPr>
-        <w:t xml:space="preserve"> personal factors like lifestyle, socioeconomic background, or changes in medical practices over time. Machine learning (ML) methods can handle this complexity better, but most studies still focus on just one outcome (e.g., 1-year survival) and are not used in real clinics [4,5].</w:t>
+        <w:t>Traditional methods like Cox models and registry-based scores have been used for predictions. However, they assume linear relationships and don’t fully capture the complex nature of transplant data [3]. They also don’t take into account personal factors like lifestyle, socioeconomic background, or changes in medical practices over time. Machine learning (ML) methods can handle this complexity better, but most studies still focus on just one outcome (e.g., 1-year survival) and are not used in real clinics [4,5].</w:t>
       </w:r>
     </w:p>
     <w:p>
@@ -1514,23 +1270,7 @@
           <w:sz w:val="20"/>
           <w:szCs w:val="20"/>
         </w:rPr>
-        <w:t xml:space="preserve">The model predicts key outcomes like survival after 1, 5, and 10 years, risk of rejection in the first year, expected quality of life, and number of hospital </w:t>
-      </w:r>
-      <w:proofErr w:type="gramStart"/>
-      <w:r>
-        <w:rPr>
-          <w:sz w:val="20"/>
-          <w:szCs w:val="20"/>
-        </w:rPr>
-        <w:t>readmissions</w:t>
-      </w:r>
-      <w:proofErr w:type="gramEnd"/>
-      <w:r>
-        <w:rPr>
-          <w:sz w:val="20"/>
-          <w:szCs w:val="20"/>
-        </w:rPr>
-        <w:t>. Some values like BMI and donor–recipient age gap were calculated during preprocessing. All data was cleaned, converted into numbers, and scaled before training the model.</w:t>
+        <w:t>The model predicts key outcomes like survival after 1, 5, and 10 years, risk of rejection in the first year, expected quality of life, and number of hospital readmissions. Some values like BMI and donor–recipient age gap were calculated during preprocessing. All data was cleaned, converted into numbers, and scaled before training the model.</w:t>
       </w:r>
     </w:p>
     <w:p>
@@ -1610,7 +1350,7 @@
                     <pic:cNvPicPr/>
                   </pic:nvPicPr>
                   <pic:blipFill>
-                    <a:blip r:embed="rId12"/>
+                    <a:blip r:embed="rId8"/>
                     <a:stretch>
                       <a:fillRect/>
                     </a:stretch>
@@ -1659,15 +1399,7 @@
           <w:sz w:val="20"/>
           <w:szCs w:val="20"/>
         </w:rPr>
-        <w:t>New features were created using domain knowledge. For example, we made age compatibility scores, BMI ratios</w:t>
-      </w:r>
-      <w:proofErr w:type="gramStart"/>
-      <w:r>
-        <w:rPr>
-          <w:sz w:val="20"/>
-          <w:szCs w:val="20"/>
-        </w:rPr>
-        <w:t xml:space="preserve">, </w:t>
+        <w:t xml:space="preserve">New features were created using domain knowledge. For example, we made age compatibility scores, BMI ratios, </w:t>
       </w:r>
       <w:r>
         <w:rPr>
@@ -1681,15 +1413,7 @@
           <w:sz w:val="20"/>
           <w:szCs w:val="20"/>
         </w:rPr>
-        <w:t>and</w:t>
-      </w:r>
-      <w:proofErr w:type="gramEnd"/>
-      <w:r>
-        <w:rPr>
-          <w:sz w:val="20"/>
-          <w:szCs w:val="20"/>
-        </w:rPr>
-        <w:t xml:space="preserve"> size match indexes. Risk scores were built by combining health problems like diabetes and kidney issues. We also created interaction features, like combining age and health risk, or match quality and rejection risk.</w:t>
+        <w:t>and size match indexes. Risk scores were built by combining health problems like diabetes and kidney issues. We also created interaction features, like combining age and health risk, or match quality and rejection risk.</w:t>
       </w:r>
     </w:p>
     <w:p>
@@ -1776,7 +1500,6 @@
         <w:t>For classification tasks like survival, we used the '</w:t>
       </w:r>
       <w:proofErr w:type="spellStart"/>
-      <w:proofErr w:type="gramStart"/>
       <w:r>
         <w:rPr>
           <w:sz w:val="20"/>
@@ -1785,7 +1508,6 @@
         <w:t>binary:logistic</w:t>
       </w:r>
       <w:proofErr w:type="spellEnd"/>
-      <w:proofErr w:type="gramEnd"/>
       <w:r>
         <w:rPr>
           <w:sz w:val="20"/>
@@ -1794,7 +1516,6 @@
         <w:t>' setting with AUC optimization. For predicting numbers like hospital visits, we used '</w:t>
       </w:r>
       <w:proofErr w:type="spellStart"/>
-      <w:proofErr w:type="gramStart"/>
       <w:r>
         <w:rPr>
           <w:sz w:val="20"/>
@@ -1803,7 +1524,6 @@
         <w:t>reg:squarederror</w:t>
       </w:r>
       <w:proofErr w:type="spellEnd"/>
-      <w:proofErr w:type="gramEnd"/>
       <w:r>
         <w:rPr>
           <w:sz w:val="20"/>
@@ -1907,7 +1627,6 @@
         <w:t xml:space="preserve">affected the predictions. SHAP was used for both global (overall) and local (individual) explanations. Partial dependence plots and permutation importance also helped show how the model </w:t>
       </w:r>
       <w:proofErr w:type="spellStart"/>
-      <w:proofErr w:type="gramStart"/>
       <w:r>
         <w:rPr>
           <w:sz w:val="20"/>
@@ -1916,7 +1635,6 @@
         <w:t>behaves.Doctors</w:t>
       </w:r>
       <w:proofErr w:type="spellEnd"/>
-      <w:proofErr w:type="gramEnd"/>
       <w:r>
         <w:rPr>
           <w:sz w:val="20"/>
@@ -2218,7 +1936,7 @@
                     <pic:cNvPicPr/>
                   </pic:nvPicPr>
                   <pic:blipFill>
-                    <a:blip r:embed="rId13"/>
+                    <a:blip r:embed="rId9"/>
                     <a:stretch>
                       <a:fillRect/>
                     </a:stretch>
@@ -2293,7 +2011,7 @@
                     <pic:cNvPicPr/>
                   </pic:nvPicPr>
                   <pic:blipFill>
-                    <a:blip r:embed="rId14"/>
+                    <a:blip r:embed="rId10"/>
                     <a:stretch>
                       <a:fillRect/>
                     </a:stretch>
@@ -2498,7 +2216,7 @@
                     <pic:cNvPicPr/>
                   </pic:nvPicPr>
                   <pic:blipFill>
-                    <a:blip r:embed="rId15"/>
+                    <a:blip r:embed="rId11"/>
                     <a:stretch>
                       <a:fillRect/>
                     </a:stretch>
@@ -2573,7 +2291,7 @@
                     <pic:cNvPicPr/>
                   </pic:nvPicPr>
                   <pic:blipFill>
-                    <a:blip r:embed="rId16"/>
+                    <a:blip r:embed="rId12"/>
                     <a:stretch>
                       <a:fillRect/>
                     </a:stretch>
@@ -2656,7 +2374,7 @@
                     <pic:cNvPicPr/>
                   </pic:nvPicPr>
                   <pic:blipFill>
-                    <a:blip r:embed="rId17"/>
+                    <a:blip r:embed="rId13"/>
                     <a:stretch>
                       <a:fillRect/>
                     </a:stretch>
@@ -2700,7 +2418,7 @@
                     <pic:cNvPicPr/>
                   </pic:nvPicPr>
                   <pic:blipFill>
-                    <a:blip r:embed="rId18"/>
+                    <a:blip r:embed="rId14"/>
                     <a:stretch>
                       <a:fillRect/>
                     </a:stretch>
@@ -2770,23 +2488,7 @@
           <w:sz w:val="20"/>
           <w:szCs w:val="20"/>
         </w:rPr>
-        <w:t xml:space="preserve"> framework demonstrates significant improvements over traditional methods for heart transplant outcome prediction. </w:t>
-      </w:r>
-      <w:proofErr w:type="gramStart"/>
-      <w:r>
-        <w:rPr>
-          <w:sz w:val="20"/>
-          <w:szCs w:val="20"/>
-        </w:rPr>
-        <w:t>The superior</w:t>
-      </w:r>
-      <w:proofErr w:type="gramEnd"/>
-      <w:r>
-        <w:rPr>
-          <w:sz w:val="20"/>
-          <w:szCs w:val="20"/>
-        </w:rPr>
-        <w:t xml:space="preserve"> performance across multiple endpoints suggests that gradient boosting effectively captures the complex, nonlinear relationships inherent in transplant data. The consistent outperformance of baseline methods with statistical significance provides strong evidence for the clinical utility of this approach.</w:t>
+        <w:t xml:space="preserve"> framework demonstrates significant improvements over traditional methods for heart transplant outcome prediction. The superior performance across multiple endpoints suggests that gradient boosting effectively captures the complex, nonlinear relationships inherent in transplant data. The consistent outperformance of baseline methods with statistical significance provides strong evidence for the clinical utility of this approach.</w:t>
       </w:r>
     </w:p>
     <w:p>
@@ -2838,23 +2540,7 @@
           <w:sz w:val="20"/>
           <w:szCs w:val="20"/>
         </w:rPr>
-        <w:t xml:space="preserve"> model showed clear improvement over older methods in predicting heart transplant outcomes. For example, accuracy for predicting 1-year survival went up from 0.78 to 0.91, which could help doctors correctly identify 13 more high-risk patients out of every 100. This can help </w:t>
-      </w:r>
-      <w:proofErr w:type="gramStart"/>
-      <w:r>
-        <w:rPr>
-          <w:sz w:val="20"/>
-          <w:szCs w:val="20"/>
-        </w:rPr>
-        <w:t>in</w:t>
-      </w:r>
-      <w:proofErr w:type="gramEnd"/>
-      <w:r>
-        <w:rPr>
-          <w:sz w:val="20"/>
-          <w:szCs w:val="20"/>
-        </w:rPr>
-        <w:t xml:space="preserve"> better decision-making about donor matching, treatment planning, and follow-up care.</w:t>
+        <w:t xml:space="preserve"> model showed clear improvement over older methods in predicting heart transplant outcomes. For example, accuracy for predicting 1-year survival went up from 0.78 to 0.91, which could help doctors correctly identify 13 more high-risk patients out of every 100. This can help in better decision-making about donor matching, treatment planning, and follow-up care.</w:t>
       </w:r>
     </w:p>
     <w:p>
@@ -3264,7 +2950,7 @@
       <w:r>
         <w:t xml:space="preserve"> </w:t>
       </w:r>
-      <w:hyperlink r:id="rId19" w:history="1">
+      <w:hyperlink r:id="rId15" w:history="1">
         <w:r>
           <w:rPr>
             <w:rStyle w:val="Hyperlink"/>
@@ -3297,7 +2983,7 @@
         <w:lastRenderedPageBreak/>
         <w:t xml:space="preserve">Available: </w:t>
       </w:r>
-      <w:hyperlink r:id="rId20" w:tgtFrame="_new" w:history="1">
+      <w:hyperlink r:id="rId16" w:tgtFrame="_new" w:history="1">
         <w:r>
           <w:rPr>
             <w:rStyle w:val="Hyperlink"/>
@@ -3326,7 +3012,7 @@
       <w:r>
         <w:t xml:space="preserve">, vol. 3, no. 1, pp. 1–9, 2022.Available: </w:t>
       </w:r>
-      <w:hyperlink r:id="rId21" w:tgtFrame="_new" w:history="1">
+      <w:hyperlink r:id="rId17" w:tgtFrame="_new" w:history="1">
         <w:r>
           <w:rPr>
             <w:rStyle w:val="Hyperlink"/>
@@ -3355,7 +3041,7 @@
       <w:r>
         <w:t xml:space="preserve">, vol. 5, no. 1, p. e45352,2023.Available: </w:t>
       </w:r>
-      <w:hyperlink r:id="rId22" w:tgtFrame="_new" w:history="1">
+      <w:hyperlink r:id="rId18" w:tgtFrame="_new" w:history="1">
         <w:r>
           <w:rPr>
             <w:rStyle w:val="Hyperlink"/>
@@ -3384,7 +3070,7 @@
       <w:r>
         <w:t xml:space="preserve">, vol. 12, p. 23817, 2022. Available: </w:t>
       </w:r>
-      <w:hyperlink r:id="rId23" w:tgtFrame="_new" w:history="1">
+      <w:hyperlink r:id="rId19" w:tgtFrame="_new" w:history="1">
         <w:r>
           <w:rPr>
             <w:rStyle w:val="Hyperlink"/>
@@ -3413,7 +3099,7 @@
       <w:r>
         <w:t xml:space="preserve">, vol. 66, no. 11, pp. 1793–1802, 2024. Available: </w:t>
       </w:r>
-      <w:hyperlink r:id="rId24" w:tgtFrame="_new" w:history="1">
+      <w:hyperlink r:id="rId20" w:tgtFrame="_new" w:history="1">
         <w:r>
           <w:rPr>
             <w:rStyle w:val="Hyperlink"/>
@@ -3442,7 +3128,7 @@
       <w:r>
         <w:t xml:space="preserve">, vol. 154, p. 106741, 2023. Available: </w:t>
       </w:r>
-      <w:hyperlink r:id="rId25" w:tgtFrame="_new" w:history="1">
+      <w:hyperlink r:id="rId21" w:tgtFrame="_new" w:history="1">
         <w:r>
           <w:rPr>
             <w:rStyle w:val="Hyperlink"/>
@@ -3480,7 +3166,7 @@
       <w:r>
         <w:t xml:space="preserve">370–378,2021.Available: </w:t>
       </w:r>
-      <w:hyperlink r:id="rId26" w:tgtFrame="_new" w:history="1">
+      <w:hyperlink r:id="rId22" w:tgtFrame="_new" w:history="1">
         <w:r>
           <w:rPr>
             <w:rStyle w:val="Hyperlink"/>
@@ -3509,7 +3195,7 @@
       <w:r>
         <w:t xml:space="preserve">, vol. 4, no. 3, pp. 265–273, 2023.Available: </w:t>
       </w:r>
-      <w:hyperlink r:id="rId27" w:tgtFrame="_new" w:history="1">
+      <w:hyperlink r:id="rId23" w:tgtFrame="_new" w:history="1">
         <w:r>
           <w:rPr>
             <w:rStyle w:val="Hyperlink"/>
@@ -3538,7 +3224,7 @@
       <w:r>
         <w:t xml:space="preserve">, vol. 4, no. 2, pp. 71–79,2023.Available: </w:t>
       </w:r>
-      <w:hyperlink r:id="rId28" w:tgtFrame="_new" w:history="1">
+      <w:hyperlink r:id="rId24" w:tgtFrame="_new" w:history="1">
         <w:r>
           <w:rPr>
             <w:rStyle w:val="Hyperlink"/>
